--- a/tests/org.obeonetwork.m2doc.tests/resources/bookmark/extraSpaceInLink/extraSpaceInLink-expected-generation.docx
+++ b/tests/org.obeonetwork.m2doc.tests/resources/bookmark/extraSpaceInLink/extraSpaceInLink-expected-generation.docx
@@ -99,14 +99,14 @@
         </w:rPr>
         <w:t xml:space="preserve"> : </w:t>
       </w:r>
-      <w:bookmarkStart w:name="bookmark1" w:id="123714429318547404321006843781896471789"/>
+      <w:bookmarkStart w:name="bookmark1" w:id="169176529262543237038967656467240063324"/>
       <w:r>
         <w:rPr>
           <w:lang w:val="en-US"/>
         </w:rPr>
         <w:t>bookmarked content</w:t>
       </w:r>
-      <w:bookmarkEnd w:id="123714429318547404321006843781896471789"/>
+      <w:bookmarkEnd w:id="169176529262543237038967656467240063324"/>
     </w:p>
     <w:p>
       <w:pPr>
@@ -123,23 +123,23 @@
         </w:rPr>
         <w:t xml:space="preserve">Test link after bookmark : </w:t>
       </w:r>
-      <w:r w:rsidR="411B4E4851604888846584D62444762E">
+      <w:r w:rsidR="13177C490CC14E9FA1B54DA485A8D281">
         <w:fldChar w:fldCharType="begin"/>
       </w:r>
-      <w:r w:rsidR="411B4E4851604888846584D62444762E">
+      <w:r w:rsidR="13177C490CC14E9FA1B54DA485A8D281">
         <w:instrText xml:space="preserve"> REF bookmark1 \h </w:instrText>
       </w:r>
-      <w:r w:rsidR="411B4E4851604888846584D62444762E">
+      <w:r w:rsidR="13177C490CC14E9FA1B54DA485A8D281">
         <w:fldChar w:fldCharType="separate"/>
       </w:r>
-      <w:r w:rsidR="411B4E4851604888846584D62444762E">
+      <w:r w:rsidR="13177C490CC14E9FA1B54DA485A8D281">
         <w:rPr>
           <w:noProof/>
           <w:b w:val="on"/>
         </w:rPr>
         <w:t>a reference to bookmark1</w:t>
       </w:r>
-      <w:r w:rsidR="411B4E4851604888846584D62444762E">
+      <w:r w:rsidR="13177C490CC14E9FA1B54DA485A8D281">
         <w:fldChar w:fldCharType="end"/>
       </w:r>
       <w:r>

--- a/tests/org.obeonetwork.m2doc.tests/resources/bookmark/extraSpaceInLink/extraSpaceInLink-expected-generation.docx
+++ b/tests/org.obeonetwork.m2doc.tests/resources/bookmark/extraSpaceInLink/extraSpaceInLink-expected-generation.docx
@@ -99,14 +99,14 @@
         </w:rPr>
         <w:t xml:space="preserve"> : </w:t>
       </w:r>
-      <w:bookmarkStart w:name="bookmark1" w:id="123714429318547404321006843781896471789"/>
+      <w:bookmarkStart w:name="bookmark1" w:id="134470902818145513779274275064256448225"/>
       <w:r>
         <w:rPr>
           <w:lang w:val="en-US"/>
         </w:rPr>
         <w:t>bookmarked content</w:t>
       </w:r>
-      <w:bookmarkEnd w:id="123714429318547404321006843781896471789"/>
+      <w:bookmarkEnd w:id="134470902818145513779274275064256448225"/>
     </w:p>
     <w:p>
       <w:pPr>
@@ -123,23 +123,23 @@
         </w:rPr>
         <w:t xml:space="preserve">Test link after bookmark : </w:t>
       </w:r>
-      <w:r w:rsidR="411B4E4851604888846584D62444762E">
+      <w:r w:rsidR="61BC1F443505BBD070736A1855C8D22D">
         <w:fldChar w:fldCharType="begin"/>
       </w:r>
-      <w:r w:rsidR="411B4E4851604888846584D62444762E">
+      <w:r w:rsidR="61BC1F443505BBD070736A1855C8D22D">
         <w:instrText xml:space="preserve"> REF bookmark1 \h </w:instrText>
       </w:r>
-      <w:r w:rsidR="411B4E4851604888846584D62444762E">
+      <w:r w:rsidR="61BC1F443505BBD070736A1855C8D22D">
         <w:fldChar w:fldCharType="separate"/>
       </w:r>
-      <w:r w:rsidR="411B4E4851604888846584D62444762E">
+      <w:r w:rsidR="61BC1F443505BBD070736A1855C8D22D">
         <w:rPr>
           <w:noProof/>
           <w:b w:val="on"/>
         </w:rPr>
         <w:t>a reference to bookmark1</w:t>
       </w:r>
-      <w:r w:rsidR="411B4E4851604888846584D62444762E">
+      <w:r w:rsidR="61BC1F443505BBD070736A1855C8D22D">
         <w:fldChar w:fldCharType="end"/>
       </w:r>
       <w:r>
